--- a/projects/valuepickr-open-screen/docs/Acutaas Chemicals.docx
+++ b/projects/valuepickr-open-screen/docs/Acutaas Chemicals.docx
@@ -259,7 +259,7 @@
         <w:spacing w:after="120" w:before="280"/>
       </w:pPr>
       <w:r>
-        <w:t xml:space="preserve">Ishmohit-Lens Checks (value chain · earnings quality · growth trajectory · management · global-signal check)</w:t>
+        <w:t xml:space="preserve">Guidance &amp; Expectation Gap</w:t>
       </w:r>
     </w:p>
     <w:p>
@@ -274,7 +274,7 @@
           <w:sz w:val="18"/>
           <w:szCs w:val="18"/>
         </w:rPr>
-        <w:t xml:space="preserve">Extra checks drawn from @ishmohit1 / SOIC methodology (playbook/ishmohit-soic-style.md): where the company sits in its value chain and what the supply side is doing, whether a margin/PAT inflection is structural or a cyclical peak, the rate-of-change of growth vs. what the multiple demands, and management quality as a positive attribute.</w:t>
+        <w:t xml:space="preserve">Management guidance decoded into commitments, graded on the expectation → action → operational → commercial → financial ladder, then compared to what the current price appears to assume. Method: playbook/guidance-and-expectation-gap.md.</w:t>
       </w:r>
     </w:p>
     <w:p>
@@ -288,7 +288,7 @@
           <w:sz w:val="20"/>
           <w:szCs w:val="20"/>
         </w:rPr>
-        <w:t xml:space="preserve">Value chain &amp; supply side:</w:t>
+        <w:t xml:space="preserve">Market expectation vs. our path:</w:t>
       </w:r>
     </w:p>
     <w:tbl>
@@ -319,125 +319,287 @@
                 <w:b/>
                 <w:bCs/>
               </w:rPr>
-              <w:t xml:space="preserve">Theme</w:t>
-            </w:r>
-          </w:p>
-        </w:tc>
-        <w:tc>
-          <w:tcPr>
-            <w:tcW w:type="dxa" w:w="5800"/>
-          </w:tcPr>
-          <w:p>
-            <w:r>
-              <w:t xml:space="preserve">specialty chemicals: pharma CDMO + battery electrolyte additives + semiconductor materials (China+1 / import substitution)</w:t>
-            </w:r>
-          </w:p>
-        </w:tc>
-      </w:tr>
-      <w:tr>
-        <w:tc>
-          <w:tcPr>
-            <w:tcW w:type="dxa" w:w="3200"/>
-            <w:shd w:fill="F2F2F2" w:val="clear"/>
-          </w:tcPr>
-          <w:p>
-            <w:r>
-              <w:rPr>
-                <w:b/>
-                <w:bCs/>
-              </w:rPr>
-              <w:t xml:space="preserve">This company's position</w:t>
-            </w:r>
-          </w:p>
-        </w:tc>
-        <w:tc>
-          <w:tcPr>
-            <w:tcW w:type="dxa" w:w="5800"/>
-          </w:tcPr>
-          <w:p>
-            <w:r>
-              <w:t xml:space="preserve">advanced-intermediate CDMO supplier (Fermion/darolutamide) plus the largest non-China electrolyte-additive maker and an emerging semiconductor-chemicals producer (Korea JV)</w:t>
-            </w:r>
-          </w:p>
-        </w:tc>
-      </w:tr>
-      <w:tr>
-        <w:tc>
-          <w:tcPr>
-            <w:tcW w:type="dxa" w:w="3200"/>
-            <w:shd w:fill="F2F2F2" w:val="clear"/>
-          </w:tcPr>
-          <w:p>
-            <w:r>
-              <w:rPr>
-                <w:b/>
-                <w:bCs/>
-              </w:rPr>
-              <w:t xml:space="preserve">Bottleneck node (pricing power)</w:t>
-            </w:r>
-          </w:p>
-        </w:tc>
-        <w:tc>
-          <w:tcPr>
-            <w:tcW w:type="dxa" w:w="5800"/>
-          </w:tcPr>
-          <w:p>
-            <w:r>
-              <w:t xml:space="preserve">electrolyte additives (VC/FEC) and high-purity semiconductor chemicals outside China</w:t>
-            </w:r>
-          </w:p>
-        </w:tc>
-      </w:tr>
-      <w:tr>
-        <w:tc>
-          <w:tcPr>
-            <w:tcW w:type="dxa" w:w="3200"/>
-            <w:shd w:fill="F2F2F2" w:val="clear"/>
-          </w:tcPr>
-          <w:p>
-            <w:r>
-              <w:rPr>
-                <w:b/>
-                <w:bCs/>
-              </w:rPr>
-              <w:t xml:space="preserve">Supply-side status</w:t>
-            </w:r>
-          </w:p>
-        </w:tc>
-        <w:tc>
-          <w:tcPr>
-            <w:tcW w:type="dxa" w:w="5800"/>
-          </w:tcPr>
-          <w:p>
-            <w:r>
-              <w:t xml:space="preserve">consolidating</w:t>
-            </w:r>
-          </w:p>
-        </w:tc>
-      </w:tr>
-      <w:tr>
-        <w:tc>
-          <w:tcPr>
-            <w:tcW w:type="dxa" w:w="3200"/>
-            <w:shd w:fill="F2F2F2" w:val="clear"/>
-          </w:tcPr>
-          <w:p>
-            <w:r>
-              <w:rPr>
-                <w:b/>
-                <w:bCs/>
-              </w:rPr>
-              <w:t xml:space="preserve">Adjacent-node peers</w:t>
-            </w:r>
-          </w:p>
-        </w:tc>
-        <w:tc>
-          <w:tcPr>
-            <w:tcW w:type="dxa" w:w="5800"/>
-          </w:tcPr>
-          <w:p>
-            <w:r>
-              <w:t xml:space="preserve">Neuland Laboratories, Laurus Labs (CDMO), Anupam Rasayan, Tatva Chintan / NOCIL (specialty)</w:t>
+              <w:t xml:space="preserve">As of</w:t>
+            </w:r>
+          </w:p>
+        </w:tc>
+        <w:tc>
+          <w:tcPr>
+            <w:tcW w:type="dxa" w:w="5800"/>
+          </w:tcPr>
+          <w:p>
+            <w:r>
+              <w:t xml:space="preserve">2026-09-09</w:t>
+            </w:r>
+          </w:p>
+        </w:tc>
+      </w:tr>
+      <w:tr>
+        <w:tc>
+          <w:tcPr>
+            <w:tcW w:type="dxa" w:w="3200"/>
+            <w:shd w:fill="F2F2F2" w:val="clear"/>
+          </w:tcPr>
+          <w:p>
+            <w:r>
+              <w:rPr>
+                <w:b/>
+                <w:bCs/>
+              </w:rPr>
+              <w:t xml:space="preserve">Price / multiple</w:t>
+            </w:r>
+          </w:p>
+        </w:tc>
+        <w:tc>
+          <w:tcPr>
+            <w:tcW w:type="dxa" w:w="5800"/>
+          </w:tcPr>
+          <w:p>
+            <w:r>
+              <w:t xml:space="preserve">Rs 3242 · 68.8x P/E</w:t>
+            </w:r>
+          </w:p>
+        </w:tc>
+      </w:tr>
+      <w:tr>
+        <w:tc>
+          <w:tcPr>
+            <w:tcW w:type="dxa" w:w="3200"/>
+            <w:shd w:fill="F2F2F2" w:val="clear"/>
+          </w:tcPr>
+          <w:p>
+            <w:r>
+              <w:rPr>
+                <w:b/>
+                <w:bCs/>
+              </w:rPr>
+              <w:t xml:space="preserve">Right valuation lens</w:t>
+            </w:r>
+          </w:p>
+        </w:tc>
+        <w:tc>
+          <w:tcPr>
+            <w:tcW w:type="dxa" w:w="5800"/>
+          </w:tcPr>
+          <w:p>
+            <w:r>
+              <w:t xml:space="preserve">P/E</w:t>
+            </w:r>
+          </w:p>
+        </w:tc>
+      </w:tr>
+      <w:tr>
+        <w:tc>
+          <w:tcPr>
+            <w:tcW w:type="dxa" w:w="3200"/>
+            <w:shd w:fill="F2F2F2" w:val="clear"/>
+          </w:tcPr>
+          <w:p>
+            <w:r>
+              <w:rPr>
+                <w:b/>
+                <w:bCs/>
+              </w:rPr>
+              <w:t xml:space="preserve">Price implies</w:t>
+            </w:r>
+          </w:p>
+        </w:tc>
+        <w:tc>
+          <w:tcPr>
+            <w:tcW w:type="dxa" w:w="5800"/>
+          </w:tcPr>
+          <w:p>
+            <w:r>
+              <w:t xml:space="preserve">~35-40% EPS CAGR FY26-28 needed to justify ~69x today against a ~32x high-quality-franchise exit multiple</w:t>
+            </w:r>
+          </w:p>
+        </w:tc>
+      </w:tr>
+      <w:tr>
+        <w:tc>
+          <w:tcPr>
+            <w:tcW w:type="dxa" w:w="3200"/>
+            <w:shd w:fill="F2F2F2" w:val="clear"/>
+          </w:tcPr>
+          <w:p>
+            <w:r>
+              <w:rPr>
+                <w:b/>
+                <w:bCs/>
+              </w:rPr>
+              <w:t xml:space="preserve">Our FY27</w:t>
+            </w:r>
+          </w:p>
+        </w:tc>
+        <w:tc>
+          <w:tcPr>
+            <w:tcW w:type="dxa" w:w="5800"/>
+          </w:tcPr>
+          <w:p>
+            <w:r>
+              <w:t xml:space="preserve">revenue ~25% (management guidance), EBITDA margin held near FY26 ~36%, PAT +25-30%</w:t>
+            </w:r>
+          </w:p>
+        </w:tc>
+      </w:tr>
+      <w:tr>
+        <w:tc>
+          <w:tcPr>
+            <w:tcW w:type="dxa" w:w="3200"/>
+            <w:shd w:fill="F2F2F2" w:val="clear"/>
+          </w:tcPr>
+          <w:p>
+            <w:r>
+              <w:rPr>
+                <w:b/>
+                <w:bCs/>
+              </w:rPr>
+              <w:t xml:space="preserve">Our FY28</w:t>
+            </w:r>
+          </w:p>
+        </w:tc>
+        <w:tc>
+          <w:tcPr>
+            <w:tcW w:type="dxa" w:w="5800"/>
+          </w:tcPr>
+          <w:p>
+            <w:r>
+              <w:t xml:space="preserve">second leg from Korea semiconductor JV + full electrolyte-additive run-rate; ~25-30% revenue/PAT growth</w:t>
+            </w:r>
+          </w:p>
+        </w:tc>
+      </w:tr>
+      <w:tr>
+        <w:tc>
+          <w:tcPr>
+            <w:tcW w:type="dxa" w:w="3200"/>
+            <w:shd w:fill="F2F2F2" w:val="clear"/>
+          </w:tcPr>
+          <w:p>
+            <w:r>
+              <w:rPr>
+                <w:b/>
+                <w:bCs/>
+              </w:rPr>
+              <w:t xml:space="preserve">Gap direction</w:t>
+            </w:r>
+          </w:p>
+        </w:tc>
+        <w:tc>
+          <w:tcPr>
+            <w:tcW w:type="dxa" w:w="5800"/>
+          </w:tcPr>
+          <w:p>
+            <w:r>
+              <w:t xml:space="preserve">over-optimistic</w:t>
+            </w:r>
+          </w:p>
+        </w:tc>
+      </w:tr>
+      <w:tr>
+        <w:tc>
+          <w:tcPr>
+            <w:tcW w:type="dxa" w:w="3200"/>
+            <w:shd w:fill="F2F2F2" w:val="clear"/>
+          </w:tcPr>
+          <w:p>
+            <w:r>
+              <w:rPr>
+                <w:b/>
+                <w:bCs/>
+              </w:rPr>
+              <w:t xml:space="preserve">Gap type</w:t>
+            </w:r>
+          </w:p>
+        </w:tc>
+        <w:tc>
+          <w:tcPr>
+            <w:tcW w:type="dxa" w:w="5800"/>
+          </w:tcPr>
+          <w:p>
+            <w:r>
+              <w:t xml:space="preserve">new_business</w:t>
+            </w:r>
+          </w:p>
+        </w:tc>
+      </w:tr>
+      <w:tr>
+        <w:tc>
+          <w:tcPr>
+            <w:tcW w:type="dxa" w:w="3200"/>
+            <w:shd w:fill="F2F2F2" w:val="clear"/>
+          </w:tcPr>
+          <w:p>
+            <w:r>
+              <w:rPr>
+                <w:b/>
+                <w:bCs/>
+              </w:rPr>
+              <w:t xml:space="preserve">Gap magnitude</w:t>
+            </w:r>
+          </w:p>
+        </w:tc>
+        <w:tc>
+          <w:tcPr>
+            <w:tcW w:type="dxa" w:w="5800"/>
+          </w:tcPr>
+          <w:p>
+            <w:r>
+              <w:t xml:space="preserve">-14% (our FY28 PAT vs implied)</w:t>
+            </w:r>
+          </w:p>
+        </w:tc>
+      </w:tr>
+      <w:tr>
+        <w:tc>
+          <w:tcPr>
+            <w:tcW w:type="dxa" w:w="3200"/>
+            <w:shd w:fill="F2F2F2" w:val="clear"/>
+          </w:tcPr>
+          <w:p>
+            <w:r>
+              <w:rPr>
+                <w:b/>
+                <w:bCs/>
+              </w:rPr>
+              <w:t xml:space="preserve">Gap basis</w:t>
+            </w:r>
+          </w:p>
+        </w:tc>
+        <w:tc>
+          <w:tcPr>
+            <w:tcW w:type="dxa" w:w="5800"/>
+          </w:tcPr>
+          <w:p>
+            <w:r>
+              <w:t xml:space="preserve">FY27 guidance is ~25% revenue growth with margins held; a 69x multiple needs mid-to-high-30s EPS CAGR. Battery-additive (sold out on 3-yr contracts) and Korea semiconductor JV (ahead of schedule) provide upside optionality but are not yet in guided numbers.</w:t>
+            </w:r>
+          </w:p>
+        </w:tc>
+      </w:tr>
+      <w:tr>
+        <w:tc>
+          <w:tcPr>
+            <w:tcW w:type="dxa" w:w="3200"/>
+            <w:shd w:fill="F2F2F2" w:val="clear"/>
+          </w:tcPr>
+          <w:p>
+            <w:r>
+              <w:rPr>
+                <w:b/>
+                <w:bCs/>
+              </w:rPr>
+              <w:t xml:space="preserve">Evidence quality</w:t>
+            </w:r>
+          </w:p>
+        </w:tc>
+        <w:tc>
+          <w:tcPr>
+            <w:tcW w:type="dxa" w:w="5800"/>
+          </w:tcPr>
+          <w:p>
+            <w:r>
+              <w:t xml:space="preserve">moderate</w:t>
             </w:r>
           </w:p>
         </w:tc>
@@ -449,11 +611,443 @@
       </w:pPr>
       <w:r>
         <w:rPr>
+          <w:i/>
+          <w:iCs/>
+          <w:color w:val="666666"/>
+          <w:sz w:val="16"/>
+          <w:szCs w:val="16"/>
+        </w:rPr>
+        <w:t xml:space="preserve">no broker consensus; implied path is a reverse-P/E estimate + screener.in forward figures + VP thread view</w:t>
+      </w:r>
+    </w:p>
+    <w:p>
+      <w:pPr>
+        <w:pStyle w:val="Heading1"/>
+        <w:spacing w:after="120" w:before="280"/>
+      </w:pPr>
+      <w:r>
+        <w:t xml:space="preserve">Ishmohit-Lens Checks (value chain · earnings quality · growth trajectory · management · quality metrics · track record · global-signal check)</w:t>
+      </w:r>
+    </w:p>
+    <w:p>
+      <w:pPr>
+        <w:spacing w:after="120"/>
+      </w:pPr>
+      <w:r>
+        <w:rPr>
+          <w:i/>
+          <w:iCs/>
           <w:color w:val="666666"/>
           <w:sz w:val="18"/>
           <w:szCs w:val="18"/>
         </w:rPr>
+        <w:t xml:space="preserve">Extra checks drawn from @ishmohit1 / SOIC methodology (playbook/ishmohit-soic-style.md): where the company sits in its value chain and what the supply side is doing, whether a margin/PAT inflection is structural or a cyclical peak, the rate-of-change of growth vs. what the multiple demands, and management quality as a positive attribute.</w:t>
+      </w:r>
+    </w:p>
+    <w:p>
+      <w:pPr>
+        <w:spacing w:after="120"/>
+      </w:pPr>
+      <w:r>
+        <w:rPr>
+          <w:b/>
+          <w:bCs/>
+          <w:sz w:val="20"/>
+          <w:szCs w:val="20"/>
+        </w:rPr>
+        <w:t xml:space="preserve">Value chain &amp; supply side:</w:t>
+      </w:r>
+    </w:p>
+    <w:tbl>
+      <w:tblPr>
+        <w:tblW w:type="dxa" w:w="9000"/>
+        <w:tblBorders>
+          <w:top w:val="single" w:color="auto" w:sz="4"/>
+          <w:left w:val="single" w:color="auto" w:sz="4"/>
+          <w:bottom w:val="single" w:color="auto" w:sz="4"/>
+          <w:right w:val="single" w:color="auto" w:sz="4"/>
+          <w:insideH w:val="single" w:color="auto" w:sz="4"/>
+          <w:insideV w:val="single" w:color="auto" w:sz="4"/>
+        </w:tblBorders>
+      </w:tblPr>
+      <w:tblGrid>
+        <w:gridCol w:w="3200"/>
+        <w:gridCol w:w="5800"/>
+      </w:tblGrid>
+      <w:tr>
+        <w:tc>
+          <w:tcPr>
+            <w:tcW w:type="dxa" w:w="3200"/>
+            <w:shd w:fill="F2F2F2" w:val="clear"/>
+          </w:tcPr>
+          <w:p>
+            <w:r>
+              <w:rPr>
+                <w:b/>
+                <w:bCs/>
+              </w:rPr>
+              <w:t xml:space="preserve">Theme</w:t>
+            </w:r>
+          </w:p>
+        </w:tc>
+        <w:tc>
+          <w:tcPr>
+            <w:tcW w:type="dxa" w:w="5800"/>
+          </w:tcPr>
+          <w:p>
+            <w:r>
+              <w:t xml:space="preserve">specialty chemicals: pharma CDMO + battery electrolyte additives + semiconductor materials (China+1 / import substitution)</w:t>
+            </w:r>
+          </w:p>
+        </w:tc>
+      </w:tr>
+      <w:tr>
+        <w:tc>
+          <w:tcPr>
+            <w:tcW w:type="dxa" w:w="3200"/>
+            <w:shd w:fill="F2F2F2" w:val="clear"/>
+          </w:tcPr>
+          <w:p>
+            <w:r>
+              <w:rPr>
+                <w:b/>
+                <w:bCs/>
+              </w:rPr>
+              <w:t xml:space="preserve">This company's position</w:t>
+            </w:r>
+          </w:p>
+        </w:tc>
+        <w:tc>
+          <w:tcPr>
+            <w:tcW w:type="dxa" w:w="5800"/>
+          </w:tcPr>
+          <w:p>
+            <w:r>
+              <w:t xml:space="preserve">advanced-intermediate CDMO supplier (Fermion/darolutamide) plus the largest non-China electrolyte-additive maker and an emerging semiconductor-chemicals producer (Korea JV)</w:t>
+            </w:r>
+          </w:p>
+        </w:tc>
+      </w:tr>
+      <w:tr>
+        <w:tc>
+          <w:tcPr>
+            <w:tcW w:type="dxa" w:w="3200"/>
+            <w:shd w:fill="F2F2F2" w:val="clear"/>
+          </w:tcPr>
+          <w:p>
+            <w:r>
+              <w:rPr>
+                <w:b/>
+                <w:bCs/>
+              </w:rPr>
+              <w:t xml:space="preserve">Bottleneck node (pricing power)</w:t>
+            </w:r>
+          </w:p>
+        </w:tc>
+        <w:tc>
+          <w:tcPr>
+            <w:tcW w:type="dxa" w:w="5800"/>
+          </w:tcPr>
+          <w:p>
+            <w:r>
+              <w:t xml:space="preserve">electrolyte additives (VC/FEC) and high-purity semiconductor chemicals outside China</w:t>
+            </w:r>
+          </w:p>
+        </w:tc>
+      </w:tr>
+      <w:tr>
+        <w:tc>
+          <w:tcPr>
+            <w:tcW w:type="dxa" w:w="3200"/>
+            <w:shd w:fill="F2F2F2" w:val="clear"/>
+          </w:tcPr>
+          <w:p>
+            <w:r>
+              <w:rPr>
+                <w:b/>
+                <w:bCs/>
+              </w:rPr>
+              <w:t xml:space="preserve">Supply-side status</w:t>
+            </w:r>
+          </w:p>
+        </w:tc>
+        <w:tc>
+          <w:tcPr>
+            <w:tcW w:type="dxa" w:w="5800"/>
+          </w:tcPr>
+          <w:p>
+            <w:r>
+              <w:t xml:space="preserve">consolidating</w:t>
+            </w:r>
+          </w:p>
+        </w:tc>
+      </w:tr>
+      <w:tr>
+        <w:tc>
+          <w:tcPr>
+            <w:tcW w:type="dxa" w:w="3200"/>
+            <w:shd w:fill="F2F2F2" w:val="clear"/>
+          </w:tcPr>
+          <w:p>
+            <w:r>
+              <w:rPr>
+                <w:b/>
+                <w:bCs/>
+              </w:rPr>
+              <w:t xml:space="preserve">Adjacent-node peers</w:t>
+            </w:r>
+          </w:p>
+        </w:tc>
+        <w:tc>
+          <w:tcPr>
+            <w:tcW w:type="dxa" w:w="5800"/>
+          </w:tcPr>
+          <w:p>
+            <w:r>
+              <w:t xml:space="preserve">Neuland Laboratories, Laurus Labs (CDMO), Anupam Rasayan, Tatva Chintan / NOCIL (specialty)</w:t>
+            </w:r>
+          </w:p>
+        </w:tc>
+      </w:tr>
+    </w:tbl>
+    <w:p>
+      <w:pPr>
+        <w:spacing w:after="120"/>
+      </w:pPr>
+      <w:r>
+        <w:rPr>
+          <w:color w:val="666666"/>
+          <w:sz w:val="18"/>
+          <w:szCs w:val="18"/>
+        </w:rPr>
         <w:t xml:space="preserve">For electrolyte additives and semiconductor photoresist chemicals, credible non-China capacity is scarce - Acutaas is one of very few Indian entrants, giving pricing power if it executes; the CDMO leg is more contested.</w:t>
+      </w:r>
+    </w:p>
+    <w:p>
+      <w:pPr>
+        <w:spacing w:after="120"/>
+      </w:pPr>
+      <w:r>
+        <w:rPr>
+          <w:b/>
+          <w:bCs/>
+          <w:sz w:val="20"/>
+          <w:szCs w:val="20"/>
+        </w:rPr>
+        <w:t xml:space="preserve">Quality metrics (ROCE · debt · FCF · margin · capex):</w:t>
+      </w:r>
+    </w:p>
+    <w:tbl>
+      <w:tblPr>
+        <w:tblW w:type="dxa" w:w="9000"/>
+        <w:tblBorders>
+          <w:top w:val="single" w:color="auto" w:sz="4"/>
+          <w:left w:val="single" w:color="auto" w:sz="4"/>
+          <w:bottom w:val="single" w:color="auto" w:sz="4"/>
+          <w:right w:val="single" w:color="auto" w:sz="4"/>
+          <w:insideH w:val="single" w:color="auto" w:sz="4"/>
+          <w:insideV w:val="single" w:color="auto" w:sz="4"/>
+        </w:tblBorders>
+      </w:tblPr>
+      <w:tblGrid>
+        <w:gridCol w:w="3200"/>
+        <w:gridCol w:w="5800"/>
+      </w:tblGrid>
+      <w:tr>
+        <w:tc>
+          <w:tcPr>
+            <w:tcW w:type="dxa" w:w="3200"/>
+            <w:shd w:fill="F2F2F2" w:val="clear"/>
+          </w:tcPr>
+          <w:p>
+            <w:r>
+              <w:rPr>
+                <w:b/>
+                <w:bCs/>
+              </w:rPr>
+              <w:t xml:space="preserve">Assessment</w:t>
+            </w:r>
+          </w:p>
+        </w:tc>
+        <w:tc>
+          <w:tcPr>
+            <w:tcW w:type="dxa" w:w="5800"/>
+          </w:tcPr>
+          <w:p>
+            <w:r>
+              <w:t xml:space="preserve">positive</w:t>
+            </w:r>
+          </w:p>
+        </w:tc>
+      </w:tr>
+      <w:tr>
+        <w:tc>
+          <w:tcPr>
+            <w:tcW w:type="dxa" w:w="3200"/>
+            <w:shd w:fill="F2F2F2" w:val="clear"/>
+          </w:tcPr>
+          <w:p>
+            <w:r>
+              <w:rPr>
+                <w:b/>
+                <w:bCs/>
+              </w:rPr>
+              <w:t xml:space="preserve">ROCE</w:t>
+            </w:r>
+          </w:p>
+        </w:tc>
+        <w:tc>
+          <w:tcPr>
+            <w:tcW w:type="dxa" w:w="5800"/>
+          </w:tcPr>
+          <w:p>
+            <w:r>
+              <w:t xml:space="preserve">31.6% (improving)</w:t>
+            </w:r>
+          </w:p>
+        </w:tc>
+      </w:tr>
+      <w:tr>
+        <w:tc>
+          <w:tcPr>
+            <w:tcW w:type="dxa" w:w="3200"/>
+            <w:shd w:fill="F2F2F2" w:val="clear"/>
+          </w:tcPr>
+          <w:p>
+            <w:r>
+              <w:rPr>
+                <w:b/>
+                <w:bCs/>
+              </w:rPr>
+              <w:t xml:space="preserve">Leverage</w:t>
+            </w:r>
+          </w:p>
+        </w:tc>
+        <w:tc>
+          <w:tcPr>
+            <w:tcW w:type="dxa" w:w="5800"/>
+          </w:tcPr>
+          <w:p>
+            <w:r>
+              <w:t xml:space="preserve">Net debt/EBITDA 0x</w:t>
+            </w:r>
+          </w:p>
+        </w:tc>
+      </w:tr>
+      <w:tr>
+        <w:tc>
+          <w:tcPr>
+            <w:tcW w:type="dxa" w:w="3200"/>
+            <w:shd w:fill="F2F2F2" w:val="clear"/>
+          </w:tcPr>
+          <w:p>
+            <w:r>
+              <w:rPr>
+                <w:b/>
+                <w:bCs/>
+              </w:rPr>
+              <w:t xml:space="preserve">FCF conversion</w:t>
+            </w:r>
+          </w:p>
+        </w:tc>
+        <w:tc>
+          <w:tcPr>
+            <w:tcW w:type="dxa" w:w="5800"/>
+          </w:tcPr>
+          <w:p>
+            <w:r>
+              <w:t xml:space="preserve">-32%</w:t>
+            </w:r>
+          </w:p>
+        </w:tc>
+      </w:tr>
+      <w:tr>
+        <w:tc>
+          <w:tcPr>
+            <w:tcW w:type="dxa" w:w="3200"/>
+            <w:shd w:fill="F2F2F2" w:val="clear"/>
+          </w:tcPr>
+          <w:p>
+            <w:r>
+              <w:rPr>
+                <w:b/>
+                <w:bCs/>
+              </w:rPr>
+              <w:t xml:space="preserve">Margin trend</w:t>
+            </w:r>
+          </w:p>
+        </w:tc>
+        <w:tc>
+          <w:tcPr>
+            <w:tcW w:type="dxa" w:w="5800"/>
+          </w:tcPr>
+          <w:p>
+            <w:r>
+              <w:t xml:space="preserve">expanding</w:t>
+            </w:r>
+          </w:p>
+        </w:tc>
+      </w:tr>
+      <w:tr>
+        <w:tc>
+          <w:tcPr>
+            <w:tcW w:type="dxa" w:w="3200"/>
+            <w:shd w:fill="F2F2F2" w:val="clear"/>
+          </w:tcPr>
+          <w:p>
+            <w:r>
+              <w:rPr>
+                <w:b/>
+                <w:bCs/>
+              </w:rPr>
+              <w:t xml:space="preserve">Capex efficiency</w:t>
+            </w:r>
+          </w:p>
+        </w:tc>
+        <w:tc>
+          <w:tcPr>
+            <w:tcW w:type="dxa" w:w="5800"/>
+          </w:tcPr>
+          <w:p>
+            <w:r>
+              <w:t xml:space="preserve">productive</w:t>
+            </w:r>
+          </w:p>
+        </w:tc>
+      </w:tr>
+    </w:tbl>
+    <w:p>
+      <w:pPr>
+        <w:spacing w:after="60" w:before="120"/>
+      </w:pPr>
+      <w:r>
+        <w:rPr>
+          <w:b/>
+          <w:bCs/>
+          <w:sz w:val="20"/>
+          <w:szCs w:val="20"/>
+        </w:rPr>
+        <w:t xml:space="preserve">Track record (Coffee Can persistence check): </w:t>
+      </w:r>
+      <w:r>
+        <w:rPr>
+          <w:sz w:val="20"/>
+          <w:szCs w:val="20"/>
+        </w:rPr>
+        <w:t xml:space="preserve">cleared revenue growth ≥10% AND ROCE ≥15% in 8 of the last 9 years (consistency_score 89)</w:t>
+      </w:r>
+    </w:p>
+    <w:p>
+      <w:pPr>
+        <w:spacing w:after="120"/>
+      </w:pPr>
+      <w:r>
+        <w:rPr>
+          <w:color w:val="666666"/>
+          <w:sz w:val="18"/>
+          <w:szCs w:val="18"/>
+        </w:rPr>
+        <w:t xml:space="preserve">Screener 10y table FY18-FY26: both rev growth &gt;=10% AND ROCE &gt;=15% cleared in 8 of 9 years; only FY20 failed (0.4% revenue growth). ROCE range 16-34% every year, revenue growth double-digit every year except FY20.</w:t>
       </w:r>
     </w:p>
     <w:p>
@@ -763,6 +1357,34 @@
           <w:szCs w:val="24"/>
         </w:rPr>
         <w:t xml:space="preserve">neither</w:t>
+      </w:r>
+    </w:p>
+    <w:p>
+      <w:pPr>
+        <w:spacing w:after="120"/>
+      </w:pPr>
+      <w:r>
+        <w:rPr>
+          <w:color w:val="666666"/>
+          <w:sz w:val="20"/>
+          <w:szCs w:val="20"/>
+        </w:rPr>
+        <w:t xml:space="preserve">4-box gate — tailwind: yes · TAM: weak · moat: yes · valuation: no  (score 2.5 / 4)</w:t>
+      </w:r>
+    </w:p>
+    <w:p>
+      <w:pPr>
+        <w:spacing w:after="120"/>
+      </w:pPr>
+      <w:r>
+        <w:rPr>
+          <w:i/>
+          <w:iCs/>
+          <w:color w:val="666666"/>
+          <w:sz w:val="20"/>
+          <w:szCs w:val="20"/>
+        </w:rPr>
+        <w:t xml:space="preserve">Three distinct structural growth engines (CDMO, electrolyte additives, semiconductor chemicals) is a genuine tailwind; verdict explicitly flags this as a 'structural TAM expansion' large-cap exception even though headline size (~Rs25,900cr) blocks a literal 10x — tam weak; largest non-China electrolyte-additive maker w/ sold-out capacity is a real moat; ~73x earnings after a 125% 1yr re-rate already prices much of the growth — valuation no.</w:t>
       </w:r>
     </w:p>
     <w:p>

--- a/projects/valuepickr-open-screen/docs/Acutaas Chemicals.docx
+++ b/projects/valuepickr-open-screen/docs/Acutaas Chemicals.docx
@@ -1465,6 +1465,163 @@
           <w:szCs w:val="18"/>
         </w:rPr>
         <w:t xml:space="preserve">This is independent research and analysis for informational purposes only, not personalized financial or investment advice. Past multi-bagger performance and forum/social sentiment are not indicators of future returns. Do your own due diligence before investing.</w:t>
+      </w:r>
+    </w:p>
+    <w:p/>
+    <w:p>
+      <w:r>
+        <w:rPr>
+          <w:b/>
+          <w:sz w:val="28"/>
+        </w:rPr>
+        <w:t>🔄 RESEARCH UPDATE - 2026-10-05</w:t>
+      </w:r>
+    </w:p>
+    <w:p>
+      <w:r>
+        <w:rPr>
+          <w:b/>
+        </w:rPr>
+        <w:t>📊 Key Metrics:</w:t>
+      </w:r>
+    </w:p>
+    <w:p>
+      <w:pPr>
+        <w:ind w:left="360"/>
+      </w:pPr>
+      <w:r>
+        <w:t xml:space="preserve">  • Company: Acutaas Chemicals Ltd (Erst. Ami Organics Ltd)</w:t>
+      </w:r>
+    </w:p>
+    <w:p>
+      <w:pPr>
+        <w:ind w:left="360"/>
+      </w:pPr>
+      <w:r>
+        <w:t xml:space="preserve">  • Conviction: Medium-High</w:t>
+      </w:r>
+    </w:p>
+    <w:p>
+      <w:pPr>
+        <w:ind w:left="360"/>
+      </w:pPr>
+      <w:r>
+        <w:t xml:space="preserve">  • Thesis: neither</w:t>
+      </w:r>
+    </w:p>
+    <w:p>
+      <w:pPr>
+        <w:ind w:left="360"/>
+      </w:pPr>
+      <w:r>
+        <w:t xml:space="preserve">  • 4-Box Score: 2.5</w:t>
+      </w:r>
+    </w:p>
+    <w:p>
+      <w:pPr>
+        <w:ind w:left="360"/>
+      </w:pPr>
+      <w:r>
+        <w:t xml:space="preserve">  • Research Date: 2026-10-03</w:t>
+      </w:r>
+    </w:p>
+    <w:p>
+      <w:pPr>
+        <w:ind w:left="360"/>
+      </w:pPr>
+      <w:r>
+        <w:t xml:space="preserve">  • Red Flag: None</w:t>
+      </w:r>
+    </w:p>
+    <w:p/>
+    <w:p>
+      <w:r>
+        <w:rPr>
+          <w:b/>
+        </w:rPr>
+        <w:t>📝 Verdict:</w:t>
+      </w:r>
+    </w:p>
+    <w:p>
+      <w:pPr>
+        <w:ind w:left="360"/>
+      </w:pPr>
+      <w:r>
+        <w:t>Re-verification: Q4 FY26 confirms genuinely excellent, accelerating three-engine execution, but at ~Rs 26k Cr and ~73x earnings the 10x is largely priced - thesis_fit 'neither' at Medium conviction, with the battery + semiconductor verticals noted as a structural inflection for the max-returns ranking</w:t>
+      </w:r>
+    </w:p>
+    <w:p/>
+    <w:p>
+      <w:r>
+        <w:rPr>
+          <w:b/>
+        </w:rPr>
+        <w:t>📈 Bull Case:</w:t>
+      </w:r>
+    </w:p>
+    <w:p>
+      <w:pPr>
+        <w:ind w:left="360"/>
+      </w:pPr>
+      <w:r>
+        <w:t>Three credible, distinct structural growth engines (pharma CDMO, electrolyte additives, semiconductor chemicals) - not a single-catalyst story</w:t>
+      </w:r>
+    </w:p>
+    <w:p>
+      <w:pPr>
+        <w:ind w:left="360"/>
+      </w:pPr>
+      <w:r>
+        <w:t>FY26 PAT +122% with Q4 EBITDA margin ~42%; battery capacity sold out; Korea JV ahead of schedule</w:t>
+      </w:r>
+    </w:p>
+    <w:p>
+      <w:pPr>
+        <w:ind w:left="360"/>
+      </w:pPr>
+      <w:r>
+        <w:t>Multiple elevated-tier users hold sized positions</w:t>
+      </w:r>
+    </w:p>
+    <w:p/>
+    <w:p>
+      <w:r>
+        <w:rPr>
+          <w:b/>
+        </w:rPr>
+        <w:t>📉 Bear Case:</w:t>
+      </w:r>
+    </w:p>
+    <w:p>
+      <w:pPr>
+        <w:ind w:left="360"/>
+      </w:pPr>
+      <w:r>
+        <w:t>~125% 1-year re-rating to ~Rs 26k Cr at ~73x earnings - much of the growth is already priced</w:t>
+      </w:r>
+    </w:p>
+    <w:p>
+      <w:pPr>
+        <w:ind w:left="360"/>
+      </w:pPr>
+      <w:r>
+        <w:t>Size (~Rs 26k Cr) makes a further 10x a very high bar</w:t>
+      </w:r>
+    </w:p>
+    <w:p>
+      <w:pPr>
+        <w:ind w:left="360"/>
+      </w:pPr>
+      <w:r>
+        <w:t>Chandragupta flags management secrecy on the Korea JV partner; Baba Fine Chem acquisition underdelivered vs original promises</w:t>
+      </w:r>
+    </w:p>
+    <w:p>
+      <w:pPr>
+        <w:ind w:left="360"/>
+      </w:pPr>
+      <w:r>
+        <w:t>Promoter holding trending down over 3 years</w:t>
       </w:r>
     </w:p>
     <w:sectPr>
